--- a/Report/Perch_figures/Långvindsfjärden_Mohns_rho_N.docx
+++ b/Report/Perch_figures/Långvindsfjärden_Mohns_rho_N.docx
@@ -18,7 +18,7 @@
       </w:tblPr>
       <w:tblGrid>
         <w:gridCol w:w="1401"/>
-        <w:gridCol w:w="1279"/>
+        <w:gridCol w:w="729"/>
       </w:tblGrid>
       <w:tr>
         <w:trPr>
@@ -135,7 +135,7 @@
       </w:tr>
       <w:tr>
         <w:trPr>
-          <w:trHeight w:val="571" w:hRule="auto"/>
+          <w:trHeight w:val="569" w:hRule="auto"/>
         </w:trPr>
         body1
         <w:tc>
@@ -240,7 +240,7 @@
                 <w:szCs w:val="22"/>
                 <w:color w:val="000000"/>
               </w:rPr>
-              <w:t xml:space="preserve">-0.20615</w:t>
+              <w:t xml:space="preserve"/>
             </w:r>
           </w:p>
         </w:tc>
@@ -352,14 +352,14 @@
                 <w:szCs w:val="22"/>
                 <w:color w:val="000000"/>
               </w:rPr>
-              <w:t xml:space="preserve">-0.00363</w:t>
+              <w:t xml:space="preserve"/>
             </w:r>
           </w:p>
         </w:tc>
       </w:tr>
       <w:tr>
         <w:trPr>
-          <w:trHeight w:val="571" w:hRule="auto"/>
+          <w:trHeight w:val="568" w:hRule="auto"/>
         </w:trPr>
         body3
         <w:tc>
@@ -464,14 +464,14 @@
                 <w:szCs w:val="22"/>
                 <w:color w:val="000000"/>
               </w:rPr>
-              <w:t xml:space="preserve">-0.01517</w:t>
+              <w:t xml:space="preserve"/>
             </w:r>
           </w:p>
         </w:tc>
       </w:tr>
       <w:tr>
         <w:trPr>
-          <w:trHeight w:val="571" w:hRule="auto"/>
+          <w:trHeight w:val="569" w:hRule="auto"/>
         </w:trPr>
         body4
         <w:tc>
@@ -576,14 +576,14 @@
                 <w:szCs w:val="22"/>
                 <w:color w:val="000000"/>
               </w:rPr>
-              <w:t xml:space="preserve">0.00125</w:t>
+              <w:t xml:space="preserve"/>
             </w:r>
           </w:p>
         </w:tc>
       </w:tr>
       <w:tr>
         <w:trPr>
-          <w:trHeight w:val="572" w:hRule="auto"/>
+          <w:trHeight w:val="571" w:hRule="auto"/>
         </w:trPr>
         body5
         <w:tc>
@@ -688,7 +688,7 @@
                 <w:szCs w:val="22"/>
                 <w:color w:val="000000"/>
               </w:rPr>
-              <w:t xml:space="preserve">0.00534</w:t>
+              <w:t xml:space="preserve"/>
             </w:r>
           </w:p>
         </w:tc>
@@ -800,7 +800,7 @@
                 <w:szCs w:val="22"/>
                 <w:color w:val="000000"/>
               </w:rPr>
-              <w:t xml:space="preserve">0.05691</w:t>
+              <w:t xml:space="preserve"/>
             </w:r>
           </w:p>
         </w:tc>
